--- a/worksheets/Lab22-Worksheet.docx
+++ b/worksheets/Lab22-Worksheet.docx
@@ -24,7 +24,7 @@
           <w:color w:val="1A3C6E"/>
           <w:sz w:val="32"/>
         </w:rPr>
-        <w:t>Lab 22 — Extract information from multimodal content</w:t>
+        <w:t>Lab 22 — Develop a Content Understanding client application</w:t>
       </w:r>
     </w:p>
     <w:p>
@@ -117,7 +117,7 @@
     </w:p>
     <w:p>
       <w:r>
-        <w:t>In this lab, you created a Microsoft Foundry project and used Azure Content Understanding to build custom analyzers for extracting structured data from multimodal content. You created and tested analyzers for four content types: invoices (extracting vendor and total), presentation slides (extracting title and key points), voicemail recordings (extracting caller and summary), and video conference recordings (extracting participants and action items).</w:t>
+        <w:t>Students defined a business card analyzer schema in a JSON file, used the Azure Content Understanding Python SDK to programmatically create and deploy the analyzer to a Microsoft Foundry resource, and then built a client application (read-card.py) that submitted scanned business card images and parsed the asynchronously returned structured fields into terminal output and a results.json file. The lab covered the full SDK workflow from schema-driven analyzer creation through LROPoller-based result retrieval.</w:t>
       </w:r>
     </w:p>
     <w:p/>
@@ -145,12 +145,12 @@
           <w:b/>
           <w:sz w:val="22"/>
         </w:rPr>
-        <w:t>Screenshot 1 — Invoice Analyzer Results</w:t>
+        <w:t>Screenshot 1 — Biz Card Schema JSON</w:t>
       </w:r>
     </w:p>
     <w:p>
       <w:r>
-        <w:t>After creating and running the invoice analyzer in Cloud Shell, capture the terminal output showing the extracted structured data from the sample invoice, including the vendor name and total amount fields.</w:t>
+        <w:t>The biz-card.json schema file open in Visual Studio Code, showing the five defined fields—Company, Name, Title, Email, and Phone—that the Content Understanding analyzer will extract from business card images.</w:t>
       </w:r>
     </w:p>
     <w:tbl>
@@ -193,12 +193,12 @@
           <w:b/>
           <w:sz w:val="22"/>
         </w:rPr>
-        <w:t>Screenshot 2 — Slide or Audio Analyzer Results</w:t>
+        <w:t>Screenshot 2 — Analyzer Creation Terminal</w:t>
       </w:r>
     </w:p>
     <w:p>
       <w:r>
-        <w:t>After creating and running either the slide analyzer or voicemail analyzer, capture the terminal output showing the extracted data fields (e.g., slide title and key points, or caller name and message summary).</w:t>
+        <w:t>Terminal output from the analyzer creation script confirming successful deployment of the business card analyzer to the Microsoft Foundry resource, with the analyzer name and status displayed.</w:t>
       </w:r>
     </w:p>
     <w:tbl>
@@ -241,12 +241,12 @@
           <w:b/>
           <w:sz w:val="22"/>
         </w:rPr>
-        <w:t>Screenshot 3 — Video Conference Analyzer Results</w:t>
+        <w:t>Screenshot 3 — Client App Extracted Fields</w:t>
       </w:r>
     </w:p>
     <w:p>
       <w:r>
-        <w:t>After creating and running the video conference analyzer, capture the terminal output showing the extracted participants list and action items from the sample video recording.</w:t>
+        <w:t>Terminal output from read-card.py after processing a business card image, displaying the extracted Name, Title, Company, Email, and Phone values alongside a confirmation that the full JSON response was saved to results.json.</w:t>
       </w:r>
     </w:p>
     <w:tbl>
@@ -299,7 +299,7 @@
           <w:b/>
           <w:sz w:val="22"/>
         </w:rPr>
-        <w:t>1. Content Understanding uses custom schemas to define what information to extract from each content type. How does defining a schema upfront improve the reliability and usefulness of the extracted data compared to asking a general-purpose model to summarize the content?</w:t>
+        <w:t>1. The lab defines the analyzer schema in a separate biz-card.json file rather than constructing it in code at runtime. What software engineering benefits does externalizing the schema provide, and how would you manage schema versioning in a production system?</w:t>
       </w:r>
     </w:p>
     <w:p>
@@ -320,7 +320,7 @@
           <w:b/>
           <w:sz w:val="22"/>
         </w:rPr>
-        <w:t>2. You built analyzers for four different content types (invoice, slide, voicemail, video). What common patterns did you notice in how Content Understanding processes these different modalities, and what differences exist in how it handles visual, audio, and video content?</w:t>
+        <w:t>2. The Azure Content Understanding SDK uses an LROPoller (Long-Running Operation Poller) pattern to handle asynchronous analysis requests. Why is asynchronous processing architecturally necessary for document and image analysis workloads, and how does this pattern differ from a simple request-response call?</w:t>
       </w:r>
     </w:p>
     <w:p>
@@ -341,7 +341,7 @@
           <w:b/>
           <w:sz w:val="22"/>
         </w:rPr>
-        <w:t>3. In a real enterprise scenario, how could you combine these four Content Understanding analyzers into an automated document processing pipeline? Describe a workflow where incoming content is automatically classified and routed to the appropriate analyzer.</w:t>
+        <w:t>3. After completing this lab, how would you extend the read-card.py application to process a batch of 50 business card images from a folder, store the extracted contact data in a structured format, and handle cases where the analyzer returns low-confidence or missing field values?</w:t>
       </w:r>
     </w:p>
     <w:p>
